--- a/TABLES/Table2.docx
+++ b/TABLES/Table2.docx
@@ -38,7 +38,7 @@
         <w:gridCol w:w="4422"/>
         <w:gridCol w:w="2141"/>
         <w:gridCol w:w="2133"/>
-        <w:gridCol w:w="2954"/>
+        <w:gridCol w:w="2978"/>
       </w:tblGrid>
       <w:tr>
         <w:trPr>
@@ -258,7 +258,7 @@
                 <w:szCs w:val="22"/>
                 <w:color w:val="000000"/>
               </w:rPr>
-              <w:t xml:space="preserve">Group difference [95% CI]</w:t>
+              <w:t xml:space="preserve">Group difference (95% CI)</w:t>
             </w:r>
           </w:p>
         </w:tc>
@@ -480,7 +480,7 @@
                 <w:szCs w:val="22"/>
                 <w:color w:val="000000"/>
               </w:rPr>
-              <w:t xml:space="preserve">NA</w:t>
+              <w:t xml:space="preserve"/>
             </w:r>
           </w:p>
         </w:tc>
@@ -594,7 +594,7 @@
                 <w:szCs w:val="22"/>
                 <w:color w:val="000000"/>
               </w:rPr>
-              <w:t xml:space="preserve"> 7 [4 – 10]</w:t>
+              <w:t xml:space="preserve"> 7 (4 – 10)</w:t>
             </w:r>
           </w:p>
         </w:tc>
@@ -648,7 +648,7 @@
                 <w:szCs w:val="22"/>
                 <w:color w:val="000000"/>
               </w:rPr>
-              <w:t xml:space="preserve"> 5 [3 – 9]</w:t>
+              <w:t xml:space="preserve"> 5 (3 – 9)</w:t>
             </w:r>
           </w:p>
         </w:tc>
@@ -702,7 +702,7 @@
                 <w:szCs w:val="22"/>
                 <w:color w:val="000000"/>
               </w:rPr>
-              <w:t xml:space="preserve">0 [-2 – 3]</w:t>
+              <w:t xml:space="preserve">0 (-2 – 3)</w:t>
             </w:r>
           </w:p>
         </w:tc>
@@ -816,7 +816,7 @@
                 <w:szCs w:val="22"/>
                 <w:color w:val="000000"/>
               </w:rPr>
-              <w:t xml:space="preserve"> 7 [4 – 10]</w:t>
+              <w:t xml:space="preserve"> 7 (4 – 10)</w:t>
             </w:r>
           </w:p>
         </w:tc>
@@ -870,7 +870,7 @@
                 <w:szCs w:val="22"/>
                 <w:color w:val="000000"/>
               </w:rPr>
-              <w:t xml:space="preserve"> 4 [3 – 6]</w:t>
+              <w:t xml:space="preserve"> 4 (3 – 6)</w:t>
             </w:r>
           </w:p>
         </w:tc>
@@ -924,7 +924,7 @@
                 <w:szCs w:val="22"/>
                 <w:color w:val="000000"/>
               </w:rPr>
-              <w:t xml:space="preserve">2 [-1 – 6]</w:t>
+              <w:t xml:space="preserve">2 (-1 – 6)</w:t>
             </w:r>
           </w:p>
         </w:tc>
@@ -1038,7 +1038,7 @@
                 <w:szCs w:val="22"/>
                 <w:color w:val="000000"/>
               </w:rPr>
-              <w:t xml:space="preserve"> 5 [3 – 7]</w:t>
+              <w:t xml:space="preserve"> 5 (3 – 7)</w:t>
             </w:r>
           </w:p>
         </w:tc>
@@ -1092,7 +1092,7 @@
                 <w:szCs w:val="22"/>
                 <w:color w:val="000000"/>
               </w:rPr>
-              <w:t xml:space="preserve"> 7 [4 – 10]</w:t>
+              <w:t xml:space="preserve"> 7 (4 – 10)</w:t>
             </w:r>
           </w:p>
         </w:tc>
@@ -1146,7 +1146,7 @@
                 <w:szCs w:val="22"/>
                 <w:color w:val="000000"/>
               </w:rPr>
-              <w:t xml:space="preserve">-1 [-5 – 2]</w:t>
+              <w:t xml:space="preserve">-1 (-5 – 2)</w:t>
             </w:r>
           </w:p>
         </w:tc>
@@ -1368,7 +1368,7 @@
                 <w:szCs w:val="22"/>
                 <w:color w:val="000000"/>
               </w:rPr>
-              <w:t xml:space="preserve">-19 [-44 – +9]</w:t>
+              <w:t xml:space="preserve">-19 (-44 – +9)</w:t>
             </w:r>
           </w:p>
         </w:tc>
@@ -1590,7 +1590,7 @@
                 <w:szCs w:val="22"/>
                 <w:color w:val="000000"/>
               </w:rPr>
-              <w:t xml:space="preserve">+40 [+13 – +60]</w:t>
+              <w:t xml:space="preserve">+40 (+13 – +60)</w:t>
             </w:r>
           </w:p>
         </w:tc>
@@ -1704,7 +1704,7 @@
                 <w:szCs w:val="22"/>
                 <w:color w:val="000000"/>
               </w:rPr>
-              <w:t xml:space="preserve"> 8 [4 – 16]</w:t>
+              <w:t xml:space="preserve"> 8 (4 – 16)</w:t>
             </w:r>
           </w:p>
         </w:tc>
@@ -1758,7 +1758,7 @@
                 <w:szCs w:val="22"/>
                 <w:color w:val="000000"/>
               </w:rPr>
-              <w:t xml:space="preserve"> 3 [2 – 6]</w:t>
+              <w:t xml:space="preserve"> 3 (2 – 6)</w:t>
             </w:r>
           </w:p>
         </w:tc>
@@ -1812,7 +1812,7 @@
                 <w:szCs w:val="22"/>
                 <w:color w:val="000000"/>
               </w:rPr>
-              <w:t xml:space="preserve">4 [1 – 9]</w:t>
+              <w:t xml:space="preserve">4 (1 – 9)</w:t>
             </w:r>
           </w:p>
         </w:tc>
@@ -1926,7 +1926,7 @@
                 <w:szCs w:val="22"/>
                 <w:color w:val="000000"/>
               </w:rPr>
-              <w:t xml:space="preserve">15 [5 – 34]</w:t>
+              <w:t xml:space="preserve">15 (5 – 34)</w:t>
             </w:r>
           </w:p>
         </w:tc>
@@ -1980,7 +1980,7 @@
                 <w:szCs w:val="22"/>
                 <w:color w:val="000000"/>
               </w:rPr>
-              <w:t xml:space="preserve">14 [7 – 17]</w:t>
+              <w:t xml:space="preserve">14 (7 – 17)</w:t>
             </w:r>
           </w:p>
         </w:tc>
@@ -2034,7 +2034,7 @@
                 <w:szCs w:val="22"/>
                 <w:color w:val="000000"/>
               </w:rPr>
-              <w:t xml:space="preserve">2 [-4 – 12]</w:t>
+              <w:t xml:space="preserve">2 (-4 – 12)</w:t>
             </w:r>
           </w:p>
         </w:tc>
@@ -2478,7 +2478,7 @@
                 <w:szCs w:val="22"/>
                 <w:color w:val="000000"/>
               </w:rPr>
-              <w:t xml:space="preserve">+27 [-1 – +52]</w:t>
+              <w:t xml:space="preserve">+27 (-1 – +52)</w:t>
             </w:r>
           </w:p>
         </w:tc>
@@ -2700,7 +2700,7 @@
                 <w:szCs w:val="22"/>
                 <w:color w:val="000000"/>
               </w:rPr>
-              <w:t xml:space="preserve">+0 [-17 – +18]</w:t>
+              <w:t xml:space="preserve">+0 (-17 – +18)</w:t>
             </w:r>
           </w:p>
         </w:tc>
@@ -2922,7 +2922,7 @@
                 <w:szCs w:val="22"/>
                 <w:color w:val="000000"/>
               </w:rPr>
-              <w:t xml:space="preserve">+0 [-14 – +15]</w:t>
+              <w:t xml:space="preserve">+0 (-14 – +15)</w:t>
             </w:r>
           </w:p>
         </w:tc>
@@ -3144,7 +3144,7 @@
                 <w:szCs w:val="22"/>
                 <w:color w:val="000000"/>
               </w:rPr>
-              <w:t xml:space="preserve">-28 [-52 – +1]</w:t>
+              <w:t xml:space="preserve">-28 (-52 – +1)</w:t>
             </w:r>
           </w:p>
         </w:tc>
@@ -3366,7 +3366,7 @@
                 <w:szCs w:val="22"/>
                 <w:color w:val="000000"/>
               </w:rPr>
-              <w:t xml:space="preserve">+28 [-1 – +52]</w:t>
+              <w:t xml:space="preserve">+28 (-1 – +52)</w:t>
             </w:r>
           </w:p>
         </w:tc>
